--- a/instructor/python-in-excel-first-hour-instructor-script.docx
+++ b/instructor/python-in-excel-first-hour-instructor-script.docx
@@ -169,7 +169,7 @@
                 <w:sz w:val="22"/>
                 <w:szCs w:val="22"/>
               </w:rPr>
-              <w:t xml:space="preserve">Tone: confident, low-jargon, audience-first. Treat the deck as scaffolding — not a teleprompter.</w:t>
+              <w:t xml:space="preserve">Tone: confident, low-jargon, audience-first. Treat the deck as scaffolding, not a teleprompter.</w:t>
             </w:r>
           </w:p>
         </w:tc>
@@ -276,7 +276,7 @@
           <w:sz w:val="22"/>
           <w:szCs w:val="22"/>
         </w:rPr>
-        <w:t xml:space="preserve">Sign in to the same Microsoft account you used to enable Python in Excel. Cloud runs require auth — surprise sign-in popups derail the first demo.</w:t>
+        <w:t xml:space="preserve">Sign in to the same Microsoft account you used to enable Python in Excel. Cloud runs require auth: surprise sign-in popups derail the first demo.</w:t>
       </w:r>
     </w:p>
     <w:p>
@@ -408,7 +408,7 @@
           <w:sz w:val="22"/>
           <w:szCs w:val="22"/>
         </w:rPr>
-        <w:t xml:space="preserve">02-explore-with-pandas.xlsx open in the background. Both worksheets (nyc, sales) should already be Excel Tables named nyc_pop and sales. If not, do it now — converting a range to a Table on a livestream is the single biggest demo killer.</w:t>
+        <w:t xml:space="preserve">02-explore-with-pandas.xlsx open in the background. Both worksheets (nyc, sales) should already be Excel Tables named nyc_pop and sales. If not, do it now, converting a range to a Table on a livestream is the single biggest demo killer.</w:t>
       </w:r>
     </w:p>
     <w:p>
@@ -582,7 +582,7 @@
           <w:sz w:val="22"/>
           <w:szCs w:val="22"/>
         </w:rPr>
-        <w:t xml:space="preserve">Goal: get the audience to believe two things in the first 90 seconds — (1) they're in the right room, and (2) they will leave knowing how to do something specific.</w:t>
+        <w:t xml:space="preserve">Goal: get the audience to believe two things in the first 90 seconds: (1) they're in the right room, and (2) they will leave knowing how to do something specific.</w:t>
       </w:r>
     </w:p>
     <w:tbl>
@@ -711,7 +711,7 @@
                 <w:sz w:val="22"/>
                 <w:szCs w:val="22"/>
               </w:rPr>
-              <w:t xml:space="preserve">"Quick sanity check while folks file in — drop a 1 in the chat if you have Python in Excel enabled today, and a 2 if you're watching to see whether it's worth turning on. Both are valid."</w:t>
+              <w:t xml:space="preserve">"Quick sanity check while folks file in, drop a 1 in the chat if you have Python in Excel enabled today, and a 2 if you're watching to see whether it's worth turning on. Both are valid."</w:t>
             </w:r>
           </w:p>
         </w:tc>
@@ -757,7 +757,7 @@
                 <w:sz w:val="20"/>
                 <w:szCs w:val="20"/>
               </w:rPr>
-              <w:t xml:space="preserve">Glance at chat — note rough split between 1s and 2s. Reference it on slide 3 ("so for the 2s, the next 60 minutes are the demo you're shopping for").</w:t>
+              <w:t xml:space="preserve">Glance at chat: note rough split between 1s and 2s. Reference it on slide 3 ("so for the 2s, the next 60 minutes are the demo you're shopping for").</w:t>
             </w:r>
           </w:p>
         </w:tc>
@@ -791,7 +791,7 @@
                 <w:sz w:val="22"/>
                 <w:szCs w:val="22"/>
               </w:rPr>
-              <w:t xml:space="preserve">"Everyone gets the sample workbooks and a one-page cheat sheet after we wrap, so you don't have to take notes — just watch."</w:t>
+              <w:t xml:space="preserve">"Everyone gets the sample workbooks and a one-page cheat sheet after we wrap, so you don't have to take notes, just watch."</w:t>
             </w:r>
           </w:p>
           <w:p>
@@ -851,7 +851,7 @@
                 <w:sz w:val="20"/>
                 <w:szCs w:val="20"/>
               </w:rPr>
-              <w:t xml:space="preserve">Don't read the cards verbatim — gesture at them and paraphrase.</w:t>
+              <w:t xml:space="preserve">Don't read the cards verbatim, gesture at them and paraphrase.</w:t>
             </w:r>
           </w:p>
         </w:tc>
@@ -931,7 +931,7 @@
                 <w:sz w:val="22"/>
                 <w:szCs w:val="22"/>
               </w:rPr>
-              <w:t xml:space="preserve">Mention once that the chat is open and you'll address questions at the end — then move on.</w:t>
+              <w:t xml:space="preserve">Mention once that the chat is open and you'll address questions at the end, then move on.</w:t>
             </w:r>
           </w:p>
         </w:tc>
@@ -999,7 +999,7 @@
           <w:sz w:val="22"/>
           <w:szCs w:val="22"/>
         </w:rPr>
-        <w:t xml:space="preserve">Goal: give the audience a mental model for when to reach for PiE versus formulas versus Power Query — so they don't walk away thinking PiE replaces everything.</w:t>
+        <w:t xml:space="preserve">Goal: give the audience a mental model for when to reach for PiE versus formulas versus Power Query, so they don't walk away thinking PiE replaces everything.</w:t>
       </w:r>
     </w:p>
     <w:tbl>
@@ -1114,7 +1114,7 @@
                 <w:sz w:val="22"/>
                 <w:szCs w:val="22"/>
               </w:rPr>
-              <w:t xml:space="preserve">"Quick pitch on why Microsoft built this. Excel is brilliant for a lot of analysis tasks. But there are jobs where the formulas start feeling cumbersome — and that's where Python earns its place in the grid."</w:t>
+              <w:t xml:space="preserve">"Quick pitch on why Microsoft built this. Excel is brilliant for a lot of analysis tasks. But there are jobs where the formulas start feeling cumbersome, and that's where Python earns its place in the grid."</w:t>
             </w:r>
           </w:p>
         </w:tc>
@@ -1240,7 +1240,7 @@
                 <w:sz w:val="20"/>
                 <w:szCs w:val="20"/>
               </w:rPr>
-              <w:t xml:space="preserve">Pause briefly after each — say "if you've fought with this in Excel, drop a +1 in chat." Free engagement.</w:t>
+              <w:t xml:space="preserve">Pause briefly after each: say "if you've fought with this in Excel, drop a +1 in chat." Free engagement.</w:t>
             </w:r>
           </w:p>
         </w:tc>
@@ -1274,7 +1274,7 @@
                 <w:sz w:val="22"/>
                 <w:szCs w:val="22"/>
               </w:rPr>
-              <w:t xml:space="preserve">"Now — and this matters — Python in Excel does NOT replace formulas and it does NOT replace Power Query. They are three tools doing three different jobs. Use the right one."</w:t>
+              <w:t xml:space="preserve">"Now, and this matters, Python in Excel does NOT replace formulas and it does NOT replace Power Query. They are three tools doing three different jobs. Use the right one."</w:t>
             </w:r>
           </w:p>
           <w:p>
@@ -1288,7 +1288,7 @@
                 <w:sz w:val="22"/>
                 <w:szCs w:val="22"/>
               </w:rPr>
-              <w:t xml:space="preserve">"Formulas: cell-anchored math. Power Query: repeatable data prep. Python in Excel: analysis, stats, and custom visualization. We'll come back to this — for now, hold the picture."</w:t>
+              <w:t xml:space="preserve">"Formulas: cell-anchored math. Power Query: repeatable data prep. Python in Excel: analysis, stats, and custom visualization. We'll come back to this, for now, hold the picture."</w:t>
             </w:r>
           </w:p>
         </w:tc>
@@ -1400,7 +1400,7 @@
                 <w:sz w:val="22"/>
                 <w:szCs w:val="22"/>
               </w:rPr>
-              <w:t xml:space="preserve">"Why not just learn Python proper?" — Fair. Tell them: if your data, your stakeholders, and your day-to-day live in Excel, PiE removes the round-trip. If you already have a Python workflow, great — keep it.</w:t>
+              <w:t xml:space="preserve">"Why not just learn Python proper?", Fair. Tell them: if your data, your stakeholders, and your day-to-day live in Excel, PiE removes the round-trip. If you already have a Python workflow, great, keep it.</w:t>
             </w:r>
           </w:p>
           <w:p>
@@ -1414,7 +1414,7 @@
                 <w:sz w:val="22"/>
                 <w:szCs w:val="22"/>
               </w:rPr>
-              <w:t xml:space="preserve">"Is this secure / where does the code run?" — Cloud-hosted by Microsoft. Same auth boundary as the workbook. No internet packages, no local file I/O — that's the trade-off, and it's covered in the gotchas slide.</w:t>
+              <w:t xml:space="preserve">"Is this secure / where does the code run?", Cloud-hosted by Microsoft. Same auth boundary as the workbook. No internet packages, no local file I/O, that's the trade-off, and it's covered in the gotchas slide.</w:t>
             </w:r>
           </w:p>
         </w:tc>
@@ -1452,7 +1452,7 @@
           <w:sz w:val="28"/>
           <w:szCs w:val="28"/>
         </w:rPr>
-        <w:t xml:space="preserve">Hello, world — in a cell</w:t>
+        <w:t xml:space="preserve">Hello, world: in a cell</w:t>
       </w:r>
       <w:r>
         <w:rPr>
@@ -1597,7 +1597,7 @@
                 <w:sz w:val="22"/>
                 <w:szCs w:val="22"/>
               </w:rPr>
-              <w:t xml:space="preserve">"Now we open Excel. Everyone with 01-your-first-py-cell.xlsx open, follow along. Everyone else, just watch — the file's on your way after."</w:t>
+              <w:t xml:space="preserve">"Now we open Excel. Everyone with 01-your-first-py-cell.xlsx open, follow along. Everyone else, just watch: the file's on your way after."</w:t>
             </w:r>
           </w:p>
           <w:p>
@@ -1705,7 +1705,7 @@
                 <w:sz w:val="22"/>
                 <w:szCs w:val="22"/>
               </w:rPr>
-              <w:t xml:space="preserve">"Press Ctrl + Enter to run. Don't press Enter — that just adds a line.</w:t>
+              <w:t xml:space="preserve">"Press Ctrl + Enter to run. Don't press Enter: that just adds a line.</w:t>
             </w:r>
           </w:p>
         </w:tc>
@@ -1829,7 +1829,7 @@
                 <w:sz w:val="22"/>
                 <w:szCs w:val="22"/>
               </w:rPr>
-              <w:t xml:space="preserve">"Notice the cell doesn't show the text directly — it shows DataFrame or a card. That's the default output mode, Python Object. There's a second mode, Excel Value, that spills it into the grid. Toggle with Control Alt Shift M."</w:t>
+              <w:t xml:space="preserve">"Notice the cell doesn't show the text directly, it shows DataFrame or a card. That's the default output mode, Python Object. There's a second mode, Excel Value, that spills it into the grid. Toggle with Control Alt Shift M."</w:t>
             </w:r>
           </w:p>
           <w:p>
@@ -1923,7 +1923,7 @@
                 <w:sz w:val="22"/>
                 <w:szCs w:val="22"/>
               </w:rPr>
-              <w:t xml:space="preserve">"Now the gotcha — and this is the one thing every new user trips over."</w:t>
+              <w:t xml:space="preserve">"Now the gotcha, and this is the one thing every new user trips over."</w:t>
             </w:r>
           </w:p>
           <w:p>
@@ -1997,7 +1997,7 @@
                 <w:sz w:val="20"/>
                 <w:szCs w:val="20"/>
               </w:rPr>
-              <w:t xml:space="preserve">Slide 10 on the second monitor — keep it visible.</w:t>
+              <w:t xml:space="preserve">Slide 10 on the second monitor, keep it visible.</w:t>
             </w:r>
           </w:p>
         </w:tc>
@@ -2031,7 +2031,7 @@
                 <w:sz w:val="22"/>
                 <w:szCs w:val="22"/>
               </w:rPr>
-              <w:t xml:space="preserve">"There it is — #PYTHON. The reason: Python in Excel runs cells left-to-right, top-to-bottom, like reading a page. A1 runs before B2, so when A1 looks for my_object, it doesn't exist yet. C3 runs after B2, so it works."</w:t>
+              <w:t xml:space="preserve">"There it is, #PYTHON. The reason: Python in Excel runs cells left-to-right, top-to-bottom, like reading a page. A1 runs before B2, so when A1 looks for my_object, it doesn't exist yet. C3 runs after B2, so it works."</w:t>
             </w:r>
           </w:p>
           <w:p>
@@ -2157,7 +2157,7 @@
                 <w:sz w:val="22"/>
                 <w:szCs w:val="22"/>
               </w:rPr>
-              <w:t xml:space="preserve">PY() cells run in the cloud. First-cell-after-cold-start can take 8–10 seconds. Talk through what's happening — don't sit silent. "The first cell of a session warms up the Python kernel — gives me a chance to remind everyone Control Enter, not Enter…"</w:t>
+              <w:t xml:space="preserve">PY() cells run in the cloud. First-cell-after-cold-start can take 8–10 seconds. Talk through what's happening: don't sit silent. "The first cell of a session warms up the Python kernel, gives me a chance to remind everyone Control Enter, not Enter…"</w:t>
             </w:r>
           </w:p>
           <w:p>
@@ -2171,7 +2171,7 @@
                 <w:sz w:val="22"/>
                 <w:szCs w:val="22"/>
               </w:rPr>
-              <w:t xml:space="preserve">If it never returns: check Wi-Fi indicator, then File → Account to confirm sign-in. Worst case, restart Excel and skip ahead to the next demo block — the slides hold the story.</w:t>
+              <w:t xml:space="preserve">If it never returns: check Wi-Fi indicator, then File → Account to confirm sign-in. Worst case, restart Excel and skip ahead to the next demo block, the slides hold the story.</w:t>
             </w:r>
           </w:p>
           <w:p>
@@ -2270,7 +2270,7 @@
           <w:sz w:val="24"/>
           <w:szCs w:val="24"/>
         </w:rPr>
-        <w:t xml:space="preserve">Step 1 — Load the data (≈3 min)</w:t>
+        <w:t xml:space="preserve">Step 1: Load the data (≈3 min)</w:t>
       </w:r>
     </w:p>
     <w:tbl>
@@ -2385,7 +2385,7 @@
                 <w:sz w:val="22"/>
                 <w:szCs w:val="22"/>
               </w:rPr>
-              <w:t xml:space="preserve">"Switch to 02-explore-with-pandas.xlsx, sales worksheet. Already converted to an Excel Table called 'sales' — that matters in a second."</w:t>
+              <w:t xml:space="preserve">"Switch to 02-explore-with-pandas.xlsx, sales worksheet. Already converted to an Excel Table called 'sales', that matters in a second."</w:t>
             </w:r>
           </w:p>
           <w:p>
@@ -2523,7 +2523,7 @@
                 <w:sz w:val="22"/>
                 <w:szCs w:val="22"/>
               </w:rPr>
-              <w:t xml:space="preserve">"Two things to notice. First, the xl() function — that's the bridge from the worksheet into Python. Second, when you point it at a table it auto-adds headers=True. Leave that on."</w:t>
+              <w:t xml:space="preserve">"Two things to notice. First, the xl() function: that's the bridge from the worksheet into Python. Second, when you point it at a table it auto-adds headers=True. Leave that on."</w:t>
             </w:r>
           </w:p>
         </w:tc>
@@ -2575,7 +2575,7 @@
           <w:sz w:val="24"/>
           <w:szCs w:val="24"/>
         </w:rPr>
-        <w:t xml:space="preserve">Step 2 — Profile in 30 seconds (≈6 min)</w:t>
+        <w:t xml:space="preserve">Step 2: Profile in 30 seconds (≈6 min)</w:t>
       </w:r>
     </w:p>
     <w:tbl>
@@ -2704,7 +2704,7 @@
                 <w:sz w:val="22"/>
                 <w:szCs w:val="22"/>
               </w:rPr>
-              <w:t xml:space="preserve">".head — first five rows. .tail — last five. .sample — five random. .shape — dimensions. That's it."</w:t>
+              <w:t xml:space="preserve">".head: first five rows. .tail: last five. .sample: five random. .shape: dimensions. That's it."</w:t>
             </w:r>
           </w:p>
         </w:tc>
@@ -2872,7 +2872,7 @@
                 <w:sz w:val="22"/>
                 <w:szCs w:val="22"/>
               </w:rPr>
-              <w:t xml:space="preserve">"Now two more — describe and isna. Describe is your Analysis ToolPak replacement. Isna finds missing values."</w:t>
+              <w:t xml:space="preserve">"Now two more: describe and isna. Describe is your Analysis ToolPak replacement. Isna finds missing values."</w:t>
             </w:r>
           </w:p>
           <w:p>
@@ -2886,7 +2886,7 @@
                 <w:sz w:val="22"/>
                 <w:szCs w:val="22"/>
               </w:rPr>
-              <w:t xml:space="preserve">"Watch this: we have 200 rows, and customer_age comes back with six missing. That's a teachable bug — and it took one line."</w:t>
+              <w:t xml:space="preserve">"Watch this: we have 200 rows, and customer_age comes back with six missing. That's a teachable bug, and it took one line."</w:t>
             </w:r>
           </w:p>
         </w:tc>
@@ -2996,7 +2996,7 @@
           <w:sz w:val="24"/>
           <w:szCs w:val="24"/>
         </w:rPr>
-        <w:t xml:space="preserve">Step 3 — value_counts and groupby (≈10 min)</w:t>
+        <w:t xml:space="preserve">Step 3: value_counts and groupby (≈10 min)</w:t>
       </w:r>
     </w:p>
     <w:tbl>
@@ -3235,7 +3235,7 @@
                 <w:sz w:val="22"/>
                 <w:szCs w:val="22"/>
               </w:rPr>
-              <w:t xml:space="preserve">"And the big one — groupby. This IS a PivotTable, just spelled in code. Split, apply, combine."</w:t>
+              <w:t xml:space="preserve">"And the big one: groupby. This IS a PivotTable, just spelled in code. Split, apply, combine."</w:t>
             </w:r>
           </w:p>
           <w:p>
@@ -3249,7 +3249,7 @@
                 <w:sz w:val="22"/>
                 <w:szCs w:val="22"/>
               </w:rPr>
-              <w:t xml:space="preserve">"Average price by country. Then total quantity by category. Then a two-column groupby — country AND category. Last, agg() for multiple stats at once."</w:t>
+              <w:t xml:space="preserve">"Average price by country. Then total quantity by category. Then a two-column groupby: country AND category. Last, agg() for multiple stats at once."</w:t>
             </w:r>
           </w:p>
         </w:tc>
@@ -3403,7 +3403,7 @@
           <w:sz w:val="24"/>
           <w:szCs w:val="24"/>
         </w:rPr>
-        <w:t xml:space="preserve">Step 4 — One chain that ties it together (≈3 min)</w:t>
+        <w:t xml:space="preserve">Step 4: One chain that ties it together (≈3 min)</w:t>
       </w:r>
     </w:p>
     <w:tbl>
@@ -3532,7 +3532,7 @@
                 <w:sz w:val="22"/>
                 <w:szCs w:val="22"/>
               </w:rPr>
-              <w:t xml:space="preserve">"Three lines. Filter, then group, then sort. Same workflow as Excel — just spelled out."</w:t>
+              <w:t xml:space="preserve">"Three lines. Filter, then group, then sort. Same workflow as Excel: just spelled out."</w:t>
             </w:r>
           </w:p>
         </w:tc>
@@ -3703,7 +3703,7 @@
                 <w:sz w:val="22"/>
                 <w:szCs w:val="22"/>
               </w:rPr>
-              <w:t xml:space="preserve">If you're at minute 45 and still on profiling moves: skip the agg() row and the two-column groupby — jump to the chain.</w:t>
+              <w:t xml:space="preserve">If you're at minute 45 and still on profiling moves: skip the agg() row and the two-column groupby, jump to the chain.</w:t>
             </w:r>
           </w:p>
           <w:p>
@@ -3717,7 +3717,7 @@
                 <w:sz w:val="22"/>
                 <w:szCs w:val="22"/>
               </w:rPr>
-              <w:t xml:space="preserve">If you're at minute 40 and already on the chain: take a slow breath, do the agg() row, then move on. You're early — that's fine, the heatmap reveal is going to land beautifully with extra runway.</w:t>
+              <w:t xml:space="preserve">If you're at minute 40 and already on the chain: take a slow breath, do the agg() row, then move on. You're early: that's fine, the heatmap reveal is going to land beautifully with extra runway.</w:t>
             </w:r>
           </w:p>
           <w:p>
@@ -3731,7 +3731,7 @@
                 <w:sz w:val="22"/>
                 <w:szCs w:val="22"/>
               </w:rPr>
-              <w:t xml:space="preserve">Audience attention dips around minute 40. Re-engage with a chat prompt: "Drop a fave pandas method so far — head, describe, or groupby?"</w:t>
+              <w:t xml:space="preserve">Audience attention dips around minute 40. Re-engage with a chat prompt: "Drop a fave pandas method so far, head, describe, or groupby?"</w:t>
             </w:r>
           </w:p>
         </w:tc>
@@ -3928,7 +3928,7 @@
                 <w:sz w:val="22"/>
                 <w:szCs w:val="22"/>
               </w:rPr>
-              <w:t xml:space="preserve">"First — and this is so we have something interesting to correlate — let's add a revenue column. Unit price times quantity. One line."</w:t>
+              <w:t xml:space="preserve">"First, and this is so we have something interesting to correlate, let's add a revenue column. Unit price times quantity. One line."</w:t>
             </w:r>
           </w:p>
         </w:tc>
@@ -4023,7 +4023,7 @@
                 <w:sz w:val="22"/>
                 <w:szCs w:val="22"/>
               </w:rPr>
-              <w:t xml:space="preserve">"Now the chart. seaborn — already imported. heatmap of the correlations across every numeric column. One. Line."</w:t>
+              <w:t xml:space="preserve">"Now the chart. seaborn: already imported. heatmap of the correlations across every numeric column. One. Line."</w:t>
             </w:r>
           </w:p>
         </w:tc>
@@ -4206,7 +4206,7 @@
                 <w:sz w:val="22"/>
                 <w:szCs w:val="22"/>
               </w:rPr>
-              <w:t xml:space="preserve">"If you have time at home — and this is the bonus — try sns.pairplot. One line, every variable plotted against every other one. Renders a little slow in PY cells, but the result is gorgeous."</w:t>
+              <w:t xml:space="preserve">"If you have time at home, and this is the bonus, try sns.pairplot. One line, every variable plotted against every other one. Renders a little slow in PY cells, but the result is gorgeous."</w:t>
             </w:r>
           </w:p>
         </w:tc>
@@ -4318,7 +4318,7 @@
                 <w:sz w:val="22"/>
                 <w:szCs w:val="22"/>
               </w:rPr>
-              <w:t xml:space="preserve">Most common cause: ran the heatmap cell BEFORE the revenue assignment. Calc order again — the heatmap cell needs to be in a row below or a column to the right of the revenue cell. Move it.</w:t>
+              <w:t xml:space="preserve">Most common cause: ran the heatmap cell BEFORE the revenue assignment. Calc order again: the heatmap cell needs to be in a row below or a column to the right of the revenue cell. Move it.</w:t>
             </w:r>
           </w:p>
           <w:p>
@@ -4332,7 +4332,7 @@
                 <w:sz w:val="22"/>
                 <w:szCs w:val="22"/>
               </w:rPr>
-              <w:t xml:space="preserve">Second most common: the data has a non-numeric column you forgot. numeric_only=True handles that — make sure it's in the call.</w:t>
+              <w:t xml:space="preserve">Second most common: the data has a non-numeric column you forgot. numeric_only=True handles that: make sure it's in the call.</w:t>
             </w:r>
           </w:p>
           <w:p>
@@ -4543,7 +4543,7 @@
                 <w:sz w:val="22"/>
                 <w:szCs w:val="22"/>
               </w:rPr>
-              <w:t xml:space="preserve">"One: cells run top-left to bottom-right — put your imports in the top-left. Two: it runs in the cloud — no internet, no PY. Three: the default output is Python Object — toggle to Excel Value when you want it to spill."</w:t>
+              <w:t xml:space="preserve">"One: cells run top-left to bottom-right, put your imports in the top-left. Two: it runs in the cloud, no internet, no PY. Three: the default output is Python Object, toggle to Excel Value when you want it to spill."</w:t>
             </w:r>
           </w:p>
         </w:tc>
@@ -4609,7 +4609,7 @@
                 <w:sz w:val="22"/>
                 <w:szCs w:val="22"/>
               </w:rPr>
-              <w:t xml:space="preserve">"Two places to take this further. Microsoft's docs are the source of truth for what's available. And the Packt book the workshop is built from goes much deeper on the same dataset."</w:t>
+              <w:t xml:space="preserve">"Two places to take this further. Microsoft's docs are the source of truth for what's available. And my O'Reilly book, Advancing into Analytics, takes the same Excel-to-Python mindset further into the analytics stack."</w:t>
             </w:r>
           </w:p>
           <w:p>
@@ -4815,7 +4815,7 @@
                 <w:sz w:val="22"/>
                 <w:szCs w:val="22"/>
               </w:rPr>
-              <w:t xml:space="preserve">"Does PiE work in Excel for Mac / iPad?" — Web yes; native Mac and iPad limited at the moment. Check Microsoft's docs for the current state.</w:t>
+              <w:t xml:space="preserve">"Does PiE work in Excel for Mac / iPad?", Web yes; native Mac and iPad limited at the moment. Check Microsoft's docs for the current state.</w:t>
             </w:r>
           </w:p>
           <w:p>
@@ -4829,7 +4829,7 @@
                 <w:sz w:val="22"/>
                 <w:szCs w:val="22"/>
               </w:rPr>
-              <w:t xml:space="preserve">"Can I install other packages like requests, plotly?" — No — the package list is curated by Microsoft. Standard scientific stack is there: pandas, numpy, scipy, statsmodels, seaborn, matplotlib.</w:t>
+              <w:t xml:space="preserve">"Can I install other packages like requests, plotly?", No, the package list is curated by Microsoft. Standard scientific stack is there: pandas, numpy, scipy, statsmodels, seaborn, matplotlib.</w:t>
             </w:r>
           </w:p>
           <w:p>
@@ -4843,7 +4843,7 @@
                 <w:sz w:val="22"/>
                 <w:szCs w:val="22"/>
               </w:rPr>
-              <w:t xml:space="preserve">"Can I read a CSV directly from the web?" — Not from a PY() cell. Use Power Query to pull it into the workbook first, then point xl() at the table.</w:t>
+              <w:t xml:space="preserve">"Can I read a CSV directly from the web?", Not from a PY() cell. Use Power Query to pull it into the workbook first, then point xl() at the table.</w:t>
             </w:r>
           </w:p>
           <w:p>
@@ -4857,7 +4857,7 @@
                 <w:sz w:val="22"/>
                 <w:szCs w:val="22"/>
               </w:rPr>
-              <w:t xml:space="preserve">"How do I share a workbook with PiE cells?" — Recipients need Python in Excel enabled to recalc. They'll see cached values otherwise.</w:t>
+              <w:t xml:space="preserve">"How do I share a workbook with PiE cells?", Recipients need Python in Excel enabled to recalc. They'll see cached values otherwise.</w:t>
             </w:r>
           </w:p>
           <w:p>
@@ -4871,7 +4871,7 @@
                 <w:sz w:val="22"/>
                 <w:szCs w:val="22"/>
               </w:rPr>
-              <w:t xml:space="preserve">"Will Copilot replace this?" — Different tool. Copilot helps you write Python; PiE is where you run it.</w:t>
+              <w:t xml:space="preserve">"Will Copilot replace this?", Different tool. Copilot helps you write Python; PiE is where you run it.</w:t>
             </w:r>
           </w:p>
           <w:p>
@@ -4885,7 +4885,7 @@
                 <w:sz w:val="22"/>
                 <w:szCs w:val="22"/>
               </w:rPr>
-              <w:t xml:space="preserve">"Performance — how big can the dataset be?" — In practice, tens of thousands of rows. Hundreds of thousands gets slow. Millions: use Power Query or move to a notebook.</w:t>
+              <w:t xml:space="preserve">"Performance: how big can the dataset be?", In practice, tens of thousands of rows. Hundreds of thousands gets slow. Millions: use Power Query or move to a notebook.</w:t>
             </w:r>
           </w:p>
         </w:tc>
@@ -5036,7 +5036,7 @@
           <w:sz w:val="22"/>
           <w:szCs w:val="22"/>
         </w:rPr>
-        <w:t xml:space="preserve">Post a 60-second highlight clip — the heatmap reveal works well — to LinkedIn / X.</w:t>
+        <w:t xml:space="preserve">Post a 60-second highlight clip, the heatmap reveal works well, to LinkedIn / X.</w:t>
       </w:r>
     </w:p>
     <w:p>
@@ -5167,7 +5167,7 @@
           <w:sz w:val="36"/>
           <w:szCs w:val="36"/>
         </w:rPr>
-        <w:t xml:space="preserve">Appendix — pasteable code blocks</w:t>
+        <w:t xml:space="preserve">Appendix: pasteable code blocks</w:t>
       </w:r>
     </w:p>
     <w:p>
@@ -5283,7 +5283,7 @@
           <w:sz w:val="20"/>
           <w:szCs w:val="20"/>
         </w:rPr>
-        <w:t xml:space="preserve"># C3 — works (below + right of B2)</w:t>
+        <w:t xml:space="preserve"># C3: works (below + right of B2)</w:t>
       </w:r>
     </w:p>
     <w:p>
@@ -5331,7 +5331,7 @@
           <w:sz w:val="20"/>
           <w:szCs w:val="20"/>
         </w:rPr>
-        <w:t xml:space="preserve"># A1 — fails on purpose (above B2)</w:t>
+        <w:t xml:space="preserve"># A1: fails on purpose (above B2)</w:t>
       </w:r>
     </w:p>
     <w:p>
@@ -5364,7 +5364,7 @@
           <w:sz w:val="24"/>
           <w:szCs w:val="24"/>
         </w:rPr>
-        <w:t xml:space="preserve">02-explore-with-pandas.xlsx — load &amp; profile</w:t>
+        <w:t xml:space="preserve">02-explore-with-pandas.xlsx: load &amp; profile</w:t>
       </w:r>
     </w:p>
     <w:p>
@@ -5621,7 +5621,7 @@
           <w:sz w:val="24"/>
           <w:szCs w:val="24"/>
         </w:rPr>
-        <w:t xml:space="preserve">02-explore-with-pandas.xlsx — categories &amp; groups</w:t>
+        <w:t xml:space="preserve">02-explore-with-pandas.xlsx: categories &amp; groups</w:t>
       </w:r>
     </w:p>
     <w:p>
@@ -5814,7 +5814,7 @@
           <w:sz w:val="24"/>
           <w:szCs w:val="24"/>
         </w:rPr>
-        <w:t xml:space="preserve">02-explore-with-pandas.xlsx — heatmap reveal</w:t>
+        <w:t xml:space="preserve">02-explore-with-pandas.xlsx: heatmap reveal</w:t>
       </w:r>
     </w:p>
     <w:p>
